--- a/hin/docx/10.content.docx
+++ b/hin/docx/10.content.docx
@@ -136,13 +136,6 @@
         <w:rPr>
           <w:lang w:val="hi_IN" w:bidi="hi_IN"/>
         </w:rPr>
-      </w:r>
-      <w:r>
-        <w:rPr>
-          <w:i/>
-          <w:lang w:val="hi_IN" w:bidi="hi_IN"/>
-        </w:rPr>
-        <w:t>2 शमूएल 1:1, 2 शमूएल 1:2, 2 शमूएल 1:4, 2 शमूएल 1:6, 2 शमूएल 1:8, 2 शमूएल 1:9, 2 शमूएल 1:10, 2 शमूएल 1:11–12, 2 शमूएल 1:12, 2 शमूएल 1:14, 2 शमूएल 1:16, 2 शमूएल 1:17–18, 2 शमूएल 1:19, 2 शमूएल 1:20, 2 शमूएल 1:21, 2 शमूएल 1:24, 2 शमूएल 1:26, 2 शमूएल 2:1, 2 शमूएल 2:2, 2 शमूएल 2:2–3, 2 शमूएल 2:4, 2 शमूएल 2:8, 2 शमूएल 2:8–9, 2 शमूएल 2:11, 2 शमूएल 2:12–13, 2 शमूएल 2:15, 2 शमूएल 2:17, 2 शमूएल 2:19, 2 शमूएल 2:22, 2 शमूएल 2:23, 2 शमूएल 2:24, 2 शमूएल 2:26–27, 2 शमूएल 2:29, 2 शमूएल 2:32, 2 शमूएल 3:1, 2 शमूएल 3:2–3, 2 शमूएल 3:7, 2 शमूएल 3:10, 2 शमूएल 3:13, 2 शमूएल 3:14, 2 शमूएल 3:17–18, 2 शमूएल 3:20, 2 शमूएल 3:21, 2 शमूएल 3:23, 2 शमूएल 3:25, 2 शमूएल 3:27, 2 शमूएल 3:27 (#2), 2 शमूएल 3:29, 2 शमूएल 3:31, 2 शमूएल 3:35, 2 शमूएल 3:37, 2 शमूएल 3:38, 2 शमूएल 3:39, 2 शमूएल 4:1, 2 शमूएल 4:2, 2 शमूएल 4:4, 2 शमूएल 4:6, 2 शमूएल 4:7, 2 शमूएल 4:8, 2 शमूएल 4:11, 2 शमूएल 4:12, 2 शमूएल 4:12 (#2), 2 शमूएल 5:2, 2 शमूएल 5:3, 2 शमूएल 5:5, 2 शमूएल 5:6–7, 2 शमूएल 5:7, 2 शमूएल 5:10, 2 शमूएल 5:11, 2 शमूएल 5:14–16, 2 शमूएल 5:17, 2 शमूएल 5:19, 2 शमूएल 5:20, 2 शमूएल 5:23, 2 शमूएल 5:24, 2 शमूएल 5:25, 2 शमूएल 5:25 (#2), 2 शमूएल 6:1–2, 2 शमूएल 6:3, 2 शमूएल 6:3 (#2), 2 शमूएल 6:6, 2 शमूएल 6:7, 2 शमूएल 6:8–9, 2 शमूएल 6:10, 2 शमूएल 6:12, 2 शमूएल 6:14, 2 शमूएल 6:16, 2 शमूएल 6:17, 2 शमूएल 6:19, 2 शमूएल 6:20, 2 शमूएल 6:21–22, 2 शमूएल 7:1, 2 शमूएल 7:2, 2 शमूएल 7:3–4, 2 शमूएल 7:7, 2 शमूएल 7:8–9, 2 शमूएल 7:10, 2 शमूएल 7:12–13, 2 शमूएल 7:16, 2 शमूएल 7:18–20, 2 शमूएल 7:20, 2 शमूएल 7:21, 2 शमूएल 7:23, 2 शमूएल 7:27, 2 शमूएल 7:28, 2 शमूएल 7:29, 2 शमूएल 8:1, 2 शमूएल 8:2, 2 शमूएल 8:2 (#2), 2 शमूएल 8:4, 2 शमूएल 8:5, 2 शमूएल 8:6, 2 शमूएल 8:10, 2 शमूएल 8:11, 2 शमूएल 8:13, 2 शमूएल 8:15, 2 शमूएल 8:18, 2 शमूएल 9:1, 2 शमूएल 9:3, 2 शमूएल 9:6, 2 शमूएल 9:7, 2 शमूएल 9:10, 2 शमूएल 9:13, 2 शमूएल 9:13 (#2), 2 शमूएल 10:1, 2 शमूएल 10:2, 2 शमूएल 10:3, 2 शमूएल 10:4, 2 शमूएल 10:6, 2 शमूएल 10:6–8, 2 शमूएल 10:7, 2 शमूएल 10:9–10, 2 शमूएल 10:14, 2 शमूएल 10:15–16, 2 शमूएल 10:17, 2 शमूएल 10:19, 2 शमूएल 11:1, 2 शमूएल 11:1 (#2), 2 शमूएल 11:2–3, 2 शमूएल 11:3, 2 शमूएल 11:4–5, 2 शमूएल 11:6, 2 शमूएल 11:8, 2 शमूएल 11:9, 2 शमूएल 11:11, 2 शमूएल 11:15, 2 शमूएल 11:19–20, 2 शमूएल 11:20, 2 शमूएल 11:21, 2 शमूएल 11:25, 2 शमूएल 11:26, 2 शमूएल 11:27, 2 शमूएल 11:27 (#2), 2 शमूएल 12:1, 2 शमूएल 12:2–3, 2 शमूएल 12:4, 2 शमूएल 12:5, 2 शमूएल 12:7, 2 शमूएल 12:9, 2 शमूएल 12:10–11, 2 शमूएल 12:13, 2 शमूएल 12:14, 2 शमूएल 12:16–17, 2 शमूएल 12:18, 2 शमूएल 12:20, 2 शमूएल 12:23, 2 शमूएल 12:25, 2 शमूएल 12:26, 2 शमूएल 12:28, 2 शमूएल 12:31, 2 शमूएल 13:1, 2 शमूएल 13:4, 2 शमूएल 13:6, 2 शमूएल 13:11, 2 शमूएल 13:14, 2 शमूएल 13:15, 2 शमूएल 13:15 (#2), 2 शमूएल 13:17, 2 शमूएल 13:19, 2 शमूएल 13:21, 2 शमूएल 13:22, 2 शमूएल 13:23–24, 2 शमूएल 13:25, 2 शमूएल 13:26, 2 शमूएल 13:27, 2 शमूएल 13:28, 2 शमूएल 13:29, 2 शमूएल 13:30, 2 शमूएल 13:32, 2 शमूएल 13:37, 2 शमूएल 13:38, 2 शमूएल 13:39, 2 शमूएल 14:1–2, 2 शमूएल 14:2–3, 2 शमूएल 14:5, 2 शमूएल 14:6, 2 शमूएल 14:7, 2 शमूएल 14:11, 2 शमूएल 14:11 (#2), 2 शमूएल 14:13, 2 शमूएल 14:14, 2 शमूएल 14:15–16, 2 शमूएल 14:17, 2 शमूएल 14:19, 2 शमूएल 14:20, 2 शमूएल 14:22, 2 शमूएल 14:24, 2 शमूएल 14:25–26, 2 शमूएल 14:28, 2 शमूएल 14:30, 2 शमूएल 14:32, 2 शमूएल 14:33, 2 शमूएल 15:1, 2 शमूएल 15:1 (#2), 2 शमूएल 15:2, 2 शमूएल 15:3, 2 शमूएल 15:4, 2 शमूएल 15:5, 2 शमूएल 15:6, 2 शमूएल 15:7, 2 शमूएल 15:10, 2 शमूएल 15:11, 2 शमूएल 15:14, 2 शमूएल 15:16, 2 शमूएल 15:18, 2 शमूएल 15:21, 2 शमूएल 15:23, 2 शमूएल 15:25, 2 शमूएल 15:28, 2 शमूएल 15:31, 2 शमूएल 15:32, 2 शमूएल 15:34, 2 शमूएल 15:35, 2 शमूएल 16:1, 2 शमूएल 16:3, 2 शमूएल 16:4, 2 शमूएल 16:5–6, 2 शमूएल 16:7–8, 2 शमूएल 16:12, 2 शमूएल 16:16, 2 शमूएल 16:18, 2 शमूएल 16:21, 2 शमूएल 16:23, 2 शमूएल 17:1–4, 2 शमूएल 17:5–7, 2 शमूएल 17:9–10, 2 शमूएल 17:11–12, 2 शमूएल 17:14, 2 शमूएल 17:16, 2 शमूएल 17:17, 2 शमूएल 17:18, 2 शमूएल 17:19–20, 2 शमूएल 17:21–22, 2 शमूएल 17:23, 2 शमूएल 17:27–29, 2 शमूएल 18:2, 2 शमूएल 18:3–4, 2 शमूएल 18:5, 2 शमूएल 18:6–8, 2 शमूएल 18:9, 2 शमूएल 18:10–11, 2 शमूएल 18:12–13, 2 शमूएल 18:14, 2 शमूएल 18:17, 2 शमूएल 18:18, 2 शमूएल 18:19–20, 2 शमूएल 18:21–23, 2 शमूएल 18:24–25, 2 शमूएल 18:26, 2 शमूएल 18:27, 2 शमूएल 18:28, 2 शमूएल 18:29, 2 शमूएल 18:32, 2 शमूएल 18:33, 2 शमूएल 19:2, 2 शमूएल 19:4, 2 शमूएल 19:6, 2 शमूएल 19:7, 2 शमूएल 19:8, 2 शमूएल 19:10, 2 शमूएल 19:11, 2 शमूएल 19:13, 2 शमूएल 19:15, 2 शमूएल 19:16–17, 2 शमूएल 19:20, 2 शमूएल 19:23, 2 शमूएल 19:24, 2 शमूएल 19:26, 2 शमूएल 19:27, 2 शमूएल 19:30, 2 शमूएल 19:32, 2 शमूएल 19:34–35, 2 शमूएल 19:37, 2 शमूएल 19:40, 2 शमूएल 19:43, 2 शमूएल 19:43 (#2), 2 शमूएल 20:1, 2 शमूएल 20:2, 2 शमूएल 20:3, 2 शमूएल 20:4–5, 2 शमूएल 20:6–7, 2 शमूएल 20:9–10, 2 शमूएल 20:11–13, 2 शमूएल 20:14–15, 2 शमूएल 20:18–19, 2 शमूएल 20:19, 2 शमूएल 20:20–21, 2 शमूएल 20:21–22, 2 शमूएल 20:24, 2 शमूएल 21:1, 2 शमूएल 21:2–3, 2 शमूएल 21:4, 2 शमूएल 21:5–6, 2 शमूएल 21:7–9, 2 शमूएल 21:10–11, 2 शमूएल 21:12, 2 शमूएल 21:15–17, 2 शमूएल 21:17, 2 शमूएल 21:20–22, 2 शमूएल 22:1–2, 2 शमूएल 22:3–4, 2 शमूएल 22:5–6, 2 शमूएल 22:7, 2 शमूएल 22:8–9, 2 शमूएल 22:10–12, 2 शमूएल 22:13–15, 2 शमूएल 22:16, 2 शमूएल 22:17–18, 2 शमूएल 22:19–21, 2 शमूएल 22:22–23, 2 शमूएल 22:24–25, 2 शमूएल 22:28–29, 2 शमूएल 22:30–31, 2 शमूएल 22:32–33, 2 शमूएल 22:36–37, 2 शमूएल 22:42–43, 2 शमूएल 22:44–46, 2 शमूएल 22:47–49, 2 शमूएल 22:50–51, 2 शमूएल 23:1–2, 2 शमूएल 23:3–4, 2 शमूएल 23:6–7, 2 शमूएल 23:9–10, 2 शमूएल 23:11–12, 2 शमूएल 23:15–16, 2 शमूएल 23:16–17, 2 शमूएल 23:18–19, 2 शमूएल 23:21, 2 शमूएल 24:1–2, 2 शमूएल 24:3–4, 2 शमूएल 24:8, 2 शमूएल 24:9, 2 शमूएल 24:10, 2 शमूएल 24:11–12, 2 शमूएल 24:13, 2 शमूएल 24:15–16, 2 शमूएल 24:17, 2 शमूएल 24:18–20, 2 शमूएल 24:21, 2 शमूएल 24:24, 2 शमूएल 24:25</w:t>
       </w:r>
       <w:r>
         <w:rPr>

--- a/hin/docx/10.content.docx
+++ b/hin/docx/10.content.docx
@@ -123,19 +123,6 @@
           <w:lang w:val="hi_IN" w:bidi="hi_IN"/>
         </w:rPr>
         <w:t>2SA</w:t>
-      </w:r>
-      <w:r>
-        <w:rPr>
-          <w:lang w:val="hi_IN" w:bidi="hi_IN"/>
-        </w:rPr>
-      </w:r>
-    </w:p>
-    <w:p>
-      <w:pPr/>
-      <w:r>
-        <w:rPr>
-          <w:lang w:val="hi_IN" w:bidi="hi_IN"/>
-        </w:rPr>
       </w:r>
       <w:r>
         <w:rPr>

--- a/hin/docx/10.content.docx
+++ b/hin/docx/10.content.docx
@@ -19,7 +19,7 @@
         <w:rPr>
           <w:lang w:val="hi_IN" w:bidi="hi_IN"/>
         </w:rPr>
-        <w:t>Resource: अनुवाद प्रश्न (unfoldingWord)</w:t>
+        <w:t>Resource: unfoldingWord® Translation Questions</w:t>
       </w:r>
       <w:r>
         <w:rPr>
@@ -85,7 +85,7 @@
         <w:rPr>
           <w:lang w:val="hi_IN" w:bidi="hi_IN"/>
         </w:rPr>
-        <w:t>अनुवाद प्रश्न (unfoldingWord)</w:t>
+        <w:t>unfoldingWord® Translation Questions</w:t>
       </w:r>
     </w:p>
     <w:p>
